--- a/Releases/V4.0_Stable/Decoupe/10_Preparation_materielle.docx
+++ b/Releases/V4.0_Stable/Decoupe/10_Preparation_materielle.docx
@@ -869,77 +869,6 @@
                 <w:sz w:val="22"/>
                 <w:szCs w:val="22"/>
               </w:rPr>
-              <w:t xml:space="preserve">Cabinet de lecture — table</w:t>
-            </w:r>
-          </w:p>
-        </w:tc>
-        <w:tc>
-          <w:tcPr>
-            <w:tcW w:w="2800" w:type="dxa"/>
-            <w:tcMar>
-              <w:top w:w="80" w:type="dxa"/>
-              <w:bottom w:w="80" w:type="dxa"/>
-              <w:left w:w="120" w:type="dxa"/>
-              <w:right w:w="120" w:type="dxa"/>
-            </w:tcMar>
-          </w:tcPr>
-          <w:p>
-            <w:pPr>
-              <w:spacing w:before="20" w:after="20" w:line="260" w:lineRule="auto"/>
-            </w:pPr>
-            <w:r>
-              <w:rPr>
-                <w:sz w:val="22"/>
-                <w:szCs w:val="22"/>
-              </w:rPr>
-              <w:t xml:space="preserve">Dossier des terres + rappel de Léa (portefeuille d’Emilien)</w:t>
-            </w:r>
-          </w:p>
-        </w:tc>
-        <w:tc>
-          <w:tcPr>
-            <w:tcW w:w="4360" w:type="dxa"/>
-            <w:tcMar>
-              <w:top w:w="80" w:type="dxa"/>
-              <w:bottom w:w="80" w:type="dxa"/>
-              <w:left w:w="120" w:type="dxa"/>
-              <w:right w:w="120" w:type="dxa"/>
-            </w:tcMar>
-          </w:tcPr>
-          <w:p>
-            <w:pPr>
-              <w:spacing w:before="20" w:after="20" w:line="260" w:lineRule="auto"/>
-            </w:pPr>
-            <w:r>
-              <w:rPr>
-                <w:sz w:val="22"/>
-                <w:szCs w:val="22"/>
-              </w:rPr>
-              <w:t xml:space="preserve">Dossier de la famille des Beuhaies ; dans le portefeuille, rappel « E.C.S. — 5 000 £. Le passé Beauchamp ne s’efface pas. — L. ».</w:t>
-            </w:r>
-          </w:p>
-        </w:tc>
-      </w:tr>
-      <w:tr>
-        <w:tc>
-          <w:tcPr>
-            <w:tcW w:w="2200" w:type="dxa"/>
-            <w:tcMar>
-              <w:top w:w="80" w:type="dxa"/>
-              <w:bottom w:w="80" w:type="dxa"/>
-              <w:left w:w="120" w:type="dxa"/>
-              <w:right w:w="120" w:type="dxa"/>
-            </w:tcMar>
-          </w:tcPr>
-          <w:p>
-            <w:pPr>
-              <w:spacing w:before="20" w:after="20" w:line="260" w:lineRule="auto"/>
-            </w:pPr>
-            <w:r>
-              <w:rPr>
-                <w:sz w:val="22"/>
-                <w:szCs w:val="22"/>
-              </w:rPr>
               <w:t>Dépendance — atelier de Léa</w:t>
             </w:r>
           </w:p>
@@ -1499,7 +1428,7 @@
         <w:rPr>
           <w:sz w:val="22"/>
         </w:rPr>
-        <w:t xml:space="preserve">Léa avait l’intention de quitter le continent après cette soirée. Le matin du 6 juin, elle a remis à chaque chantagé un dernier « rappel d’échéance ». Préparez les neuf notes ci-dessous (papier crème, encre noire, écriture cursive) et confiez-les la veille aux comédiens concernés, avec consigne de ne les sortir que sur levier précis.</w:t>
+        <w:t xml:space="preserve">Léa avait l’intention de quitter le continent après cette soirée. Le matin du 6 juin, elle a remis à chaque chantagé un dernier « rappel d’échéance ». Préparez les huit notes ci-dessous (papier crème, encre noire, écriture cursive) et confiez-les la veille aux comédiens concernés, avec consigne de ne les sortir que sur levier précis.</w:t>
       </w:r>
     </w:p>
     <w:p>
@@ -1564,14 +1493,6 @@
           <w:sz w:val="22"/>
         </w:rPr>
         <w:t xml:space="preserve">• Lisa (origines — 800 £) : mot brûlé dans un cendrier du salon. Pas de prop physique à laisser. Lisa l’avoue si on évoque ses origines modestes ou le chantage de Léa.</w:t>
-      </w:r>
-    </w:p>
-    <w:p>
-      <w:r>
-        <w:rPr>
-          <w:sz w:val="22"/>
-        </w:rPr>
-        <w:t xml:space="preserve">• Emilien (faux de 1910 — 5 000 £) : rappel glissé dans son portefeuille — « E.C.S. — 5 000 £. Le passé Beauchamp ne s’efface pas. — L. ». Trouvable s’il est pressé ou fouillé au cabinet de lecture.</w:t>
       </w:r>
     </w:p>
     <w:p>
